--- a/SincroEdu - Documento base.docx
+++ b/SincroEdu - Documento base.docx
@@ -38,12 +38,1050 @@
       </w:r>
     </w:p>
     <w:p>
+      <w:r>
+        <w:t>Sistema</w:t>
+      </w:r>
+      <w:r>
+        <w:t xml:space="preserve"> tipo CRM enfocado al rubro Académico</w:t>
+      </w:r>
+      <w:r>
+        <w:t xml:space="preserve"> que permita </w:t>
+      </w:r>
+      <w:proofErr w:type="gramStart"/>
+      <w:r>
+        <w:t xml:space="preserve">la </w:t>
+      </w:r>
+      <w:r>
+        <w:t xml:space="preserve"> gestión</w:t>
+      </w:r>
+      <w:proofErr w:type="gramEnd"/>
+      <w:r>
+        <w:t xml:space="preserve"> de información de estudiantes, planificación de mapa curricular, proyección de plan de estudio académico a partir de los resultados obtenidos por el estudiante, administración de recursos </w:t>
+      </w:r>
+      <w:r>
+        <w:t>físicos</w:t>
+      </w:r>
+      <w:r>
+        <w:t xml:space="preserve"> basados en la capacidad de </w:t>
+      </w:r>
+      <w:r>
+        <w:t>aulas</w:t>
+      </w:r>
+      <w:r>
+        <w:t xml:space="preserve"> y demandas de un período</w:t>
+      </w:r>
+      <w:r>
+        <w:t>.</w:t>
+      </w:r>
+    </w:p>
+    <w:p>
       <w:pPr>
         <w:rPr>
-          <w:lang w:val="es-MX"/>
+          <w:b/>
+          <w:bCs/>
         </w:rPr>
       </w:pPr>
-    </w:p>
+      <w:proofErr w:type="spellStart"/>
+      <w:r>
+        <w:rPr>
+          <w:b/>
+          <w:bCs/>
+        </w:rPr>
+        <w:t>Prompt</w:t>
+      </w:r>
+      <w:proofErr w:type="spellEnd"/>
+      <w:r>
+        <w:rPr>
+          <w:b/>
+          <w:bCs/>
+        </w:rPr>
+        <w:t>:</w:t>
+      </w:r>
+    </w:p>
+    <w:p>
+      <w:r>
+        <w:t xml:space="preserve">en base a este diagrama </w:t>
+      </w:r>
+      <w:proofErr w:type="spellStart"/>
+      <w:r>
+        <w:t>preparame</w:t>
+      </w:r>
+      <w:proofErr w:type="spellEnd"/>
+      <w:r>
+        <w:t xml:space="preserve"> el </w:t>
+      </w:r>
+      <w:proofErr w:type="spellStart"/>
+      <w:r>
+        <w:t>prompt</w:t>
+      </w:r>
+      <w:proofErr w:type="spellEnd"/>
+      <w:r>
+        <w:t xml:space="preserve"> para construir el sistema, adicional a lo mostrado el sistema debe ser Multi-Tenant. Debe existir un rol </w:t>
+      </w:r>
+      <w:proofErr w:type="spellStart"/>
+      <w:r>
+        <w:t>superadmin</w:t>
+      </w:r>
+      <w:proofErr w:type="spellEnd"/>
+      <w:r>
+        <w:t xml:space="preserve"> que </w:t>
+      </w:r>
+      <w:proofErr w:type="spellStart"/>
+      <w:r>
+        <w:t>adminstra</w:t>
+      </w:r>
+      <w:proofErr w:type="spellEnd"/>
+      <w:r>
+        <w:t xml:space="preserve"> la creación de nuevos Tenant, un </w:t>
+      </w:r>
+      <w:proofErr w:type="spellStart"/>
+      <w:r>
+        <w:t>Admin</w:t>
+      </w:r>
+      <w:proofErr w:type="spellEnd"/>
+      <w:r>
+        <w:t xml:space="preserve"> por cada Tenant y otros roles cuya configuración de acceso pueda hacerse a nivel </w:t>
+      </w:r>
+      <w:proofErr w:type="gramStart"/>
+      <w:r>
+        <w:t>de  marcado</w:t>
+      </w:r>
+      <w:proofErr w:type="gramEnd"/>
+      <w:r>
+        <w:t xml:space="preserve"> de opciones de </w:t>
+      </w:r>
+      <w:proofErr w:type="spellStart"/>
+      <w:r>
+        <w:t>menu</w:t>
+      </w:r>
+      <w:proofErr w:type="spellEnd"/>
+      <w:r>
+        <w:t xml:space="preserve"> a los cuales tienen acceso. La BD será </w:t>
+      </w:r>
+      <w:proofErr w:type="spellStart"/>
+      <w:r>
+        <w:t>PostgresSQL</w:t>
+      </w:r>
+      <w:proofErr w:type="spellEnd"/>
+      <w:r>
+        <w:t xml:space="preserve"> y estará en Neon, el </w:t>
+      </w:r>
+      <w:proofErr w:type="spellStart"/>
+      <w:r>
+        <w:t>front</w:t>
+      </w:r>
+      <w:proofErr w:type="spellEnd"/>
+      <w:r>
+        <w:t xml:space="preserve"> e </w:t>
+      </w:r>
+      <w:proofErr w:type="spellStart"/>
+      <w:r>
+        <w:t>VErcel</w:t>
+      </w:r>
+      <w:proofErr w:type="spellEnd"/>
+      <w:r>
+        <w:t xml:space="preserve"> y el back en </w:t>
+      </w:r>
+      <w:proofErr w:type="spellStart"/>
+      <w:r>
+        <w:t>Railway</w:t>
+      </w:r>
+      <w:proofErr w:type="spellEnd"/>
+      <w:r>
+        <w:t xml:space="preserve">. La </w:t>
+      </w:r>
+      <w:proofErr w:type="spellStart"/>
+      <w:r>
+        <w:t>Ux</w:t>
+      </w:r>
+      <w:proofErr w:type="spellEnd"/>
+      <w:r>
+        <w:t>/</w:t>
+      </w:r>
+      <w:proofErr w:type="spellStart"/>
+      <w:r>
+        <w:t>Ui</w:t>
+      </w:r>
+      <w:proofErr w:type="spellEnd"/>
+      <w:r>
+        <w:t xml:space="preserve"> debe ser de calidad premium, responsive, las opciones que tengan grillas deben tener opción de ordenar los datos por los que figuren.  Las opciones que tengan opción de selección </w:t>
+      </w:r>
+      <w:proofErr w:type="gramStart"/>
+      <w:r>
+        <w:t>debe</w:t>
+      </w:r>
+      <w:proofErr w:type="gramEnd"/>
+      <w:r>
+        <w:t xml:space="preserve"> poderse escribir y el sistema ir mostrando lo que vaya coincidiendo. Las fechas deben ser en formato </w:t>
+      </w:r>
+      <w:proofErr w:type="spellStart"/>
+      <w:r>
+        <w:t>dd</w:t>
+      </w:r>
+      <w:proofErr w:type="spellEnd"/>
+      <w:r>
+        <w:t>/mm/</w:t>
+      </w:r>
+      <w:proofErr w:type="spellStart"/>
+      <w:r>
+        <w:t>aaaa</w:t>
+      </w:r>
+      <w:proofErr w:type="spellEnd"/>
+      <w:r>
+        <w:t xml:space="preserve">.  El </w:t>
+      </w:r>
+      <w:proofErr w:type="spellStart"/>
+      <w:r>
+        <w:t>User</w:t>
+      </w:r>
+      <w:proofErr w:type="spellEnd"/>
+      <w:r>
+        <w:t xml:space="preserve">-Id conectado con posibilidad de cambio de contraseña siempre en el lado superior derecho. Los </w:t>
+      </w:r>
+      <w:proofErr w:type="spellStart"/>
+      <w:r>
+        <w:t>menues</w:t>
+      </w:r>
+      <w:proofErr w:type="spellEnd"/>
+      <w:r>
+        <w:t xml:space="preserve"> laterales con opción de colapsarse para dar espacio a la </w:t>
+      </w:r>
+      <w:proofErr w:type="spellStart"/>
+      <w:r>
+        <w:t>informacion</w:t>
+      </w:r>
+      <w:proofErr w:type="spellEnd"/>
+      <w:r>
+        <w:t>.</w:t>
+      </w:r>
+    </w:p>
+    <w:p>
+      <w:proofErr w:type="spellStart"/>
+      <w:r>
+        <w:t>Prompt</w:t>
+      </w:r>
+      <w:proofErr w:type="spellEnd"/>
+      <w:r>
+        <w:t xml:space="preserve"> generado por Gemini:</w:t>
+      </w:r>
+    </w:p>
+    <w:p>
+      <w:r>
+        <w:t xml:space="preserve">Aquí tienes un </w:t>
+      </w:r>
+      <w:proofErr w:type="spellStart"/>
+      <w:r>
+        <w:t>prompt</w:t>
+      </w:r>
+      <w:proofErr w:type="spellEnd"/>
+      <w:r>
+        <w:t xml:space="preserve"> estructurado y detallado, diseñado específicamente para que un asistente de inteligencia artificial (o un equipo de desarrollo) entienda la arquitectura, las reglas de negocio, el </w:t>
+      </w:r>
+      <w:proofErr w:type="spellStart"/>
+      <w:r>
+        <w:t>stack</w:t>
+      </w:r>
+      <w:proofErr w:type="spellEnd"/>
+      <w:r>
+        <w:t xml:space="preserve"> tecnológico y los estándares de interfaz que necesitas para construir </w:t>
+      </w:r>
+      <w:proofErr w:type="spellStart"/>
+      <w:r>
+        <w:rPr>
+          <w:b/>
+          <w:bCs/>
+        </w:rPr>
+        <w:t>SincroEdu</w:t>
+      </w:r>
+      <w:proofErr w:type="spellEnd"/>
+      <w:r>
+        <w:t>.</w:t>
+      </w:r>
+    </w:p>
+    <w:p>
+      <w:r>
+        <w:t xml:space="preserve">He organizado el </w:t>
+      </w:r>
+      <w:proofErr w:type="spellStart"/>
+      <w:r>
+        <w:t>prompt</w:t>
+      </w:r>
+      <w:proofErr w:type="spellEnd"/>
+      <w:r>
+        <w:t xml:space="preserve"> en secciones lógicas para maximizar la calidad del código generado.</w:t>
+      </w:r>
+    </w:p>
+    <w:p>
+      <w:pPr>
+        <w:rPr>
+          <w:b/>
+          <w:bCs/>
+        </w:rPr>
+      </w:pPr>
+      <w:r>
+        <w:rPr>
+          <w:b/>
+          <w:bCs/>
+        </w:rPr>
+        <w:t>Copia y pega el siguiente texto en tu herramienta de desarrollo IA:</w:t>
+      </w:r>
+    </w:p>
+    <w:p>
+      <w:proofErr w:type="spellStart"/>
+      <w:r>
+        <w:t>Plaintext</w:t>
+      </w:r>
+      <w:proofErr w:type="spellEnd"/>
+    </w:p>
+    <w:p>
+      <w:r>
+        <w:t>Actúa como un Desarrollador Full-Stack Arquitecto Experto. Tu objetivo es desarrollar un sistema de "Plataforma de Gestión Educativa Integral" (</w:t>
+      </w:r>
+      <w:proofErr w:type="spellStart"/>
+      <w:r>
+        <w:t>SincroEdu</w:t>
+      </w:r>
+      <w:proofErr w:type="spellEnd"/>
+      <w:r>
+        <w:t>) de nivel empresarial.</w:t>
+      </w:r>
+    </w:p>
+    <w:p/>
+    <w:p>
+      <w:r>
+        <w:lastRenderedPageBreak/>
+        <w:t xml:space="preserve">A </w:t>
+      </w:r>
+      <w:proofErr w:type="gramStart"/>
+      <w:r>
+        <w:t>continuación</w:t>
+      </w:r>
+      <w:proofErr w:type="gramEnd"/>
+      <w:r>
+        <w:t xml:space="preserve"> se detallan los requerimientos técnicos, la arquitectura de base de datos, las reglas de interfaz (UI/UX) y los módulos funcionales que componen el ecosistema. </w:t>
+      </w:r>
+    </w:p>
+    <w:p/>
+    <w:p>
+      <w:pPr>
+        <w:rPr>
+          <w:b/>
+          <w:bCs/>
+        </w:rPr>
+      </w:pPr>
+      <w:r>
+        <w:rPr>
+          <w:b/>
+          <w:bCs/>
+        </w:rPr>
+        <w:t>1. STACK TECNOLÓGICO Y DESPLIEGUE</w:t>
+      </w:r>
+    </w:p>
+    <w:p>
+      <w:r>
+        <w:t>Base de Datos: PostgreSQL (alojada en Neon).</w:t>
+      </w:r>
+    </w:p>
+    <w:p>
+      <w:proofErr w:type="spellStart"/>
+      <w:r>
+        <w:t>Frontend</w:t>
+      </w:r>
+      <w:proofErr w:type="spellEnd"/>
+      <w:r>
+        <w:t xml:space="preserve">: Framework moderno compatible con despliegue en </w:t>
+      </w:r>
+      <w:proofErr w:type="spellStart"/>
+      <w:r>
+        <w:t>Vercel</w:t>
+      </w:r>
+      <w:proofErr w:type="spellEnd"/>
+      <w:r>
+        <w:t xml:space="preserve"> (Next.js / </w:t>
+      </w:r>
+      <w:proofErr w:type="spellStart"/>
+      <w:r>
+        <w:t>React</w:t>
+      </w:r>
+      <w:proofErr w:type="spellEnd"/>
+      <w:r>
+        <w:t>).</w:t>
+      </w:r>
+    </w:p>
+    <w:p>
+      <w:proofErr w:type="spellStart"/>
+      <w:r>
+        <w:t>Backend</w:t>
+      </w:r>
+      <w:proofErr w:type="spellEnd"/>
+      <w:r>
+        <w:t xml:space="preserve">: API robusta compatible con despliegue en </w:t>
+      </w:r>
+      <w:proofErr w:type="spellStart"/>
+      <w:r>
+        <w:t>Railway</w:t>
+      </w:r>
+      <w:proofErr w:type="spellEnd"/>
+      <w:r>
+        <w:t xml:space="preserve"> (Node.js/Express, </w:t>
+      </w:r>
+      <w:proofErr w:type="spellStart"/>
+      <w:r>
+        <w:t>NestJS</w:t>
+      </w:r>
+      <w:proofErr w:type="spellEnd"/>
+      <w:r>
+        <w:t xml:space="preserve"> o similar).</w:t>
+      </w:r>
+    </w:p>
+    <w:p>
+      <w:pPr>
+        <w:rPr>
+          <w:b/>
+          <w:bCs/>
+        </w:rPr>
+      </w:pPr>
+      <w:r>
+        <w:rPr>
+          <w:b/>
+          <w:bCs/>
+        </w:rPr>
+        <w:t>2. ARQUITECTURA MULTI-TENANT Y SEGURIDAD</w:t>
+      </w:r>
+    </w:p>
+    <w:p>
+      <w:r>
+        <w:t xml:space="preserve">El sistema es estrictamente Multi-Tenant (Multiusuario Institucional). </w:t>
+      </w:r>
+    </w:p>
+    <w:p>
+      <w:r>
+        <w:t xml:space="preserve">Estrategia Multi-Tenant: Debes implementar aislamiento de datos, asegurando que cada institución (Tenant) solo vea su propia información (mediante un </w:t>
+      </w:r>
+      <w:r>
+        <w:t>“</w:t>
+      </w:r>
+      <w:proofErr w:type="spellStart"/>
+      <w:r>
+        <w:t>tenant_id</w:t>
+      </w:r>
+      <w:proofErr w:type="spellEnd"/>
+      <w:r>
+        <w:t>”</w:t>
+      </w:r>
+      <w:r>
+        <w:t xml:space="preserve"> en todas las tablas relevantes o esquemas separados).</w:t>
+      </w:r>
+    </w:p>
+    <w:p>
+      <w:r>
+        <w:t>Roles Base:</w:t>
+      </w:r>
+    </w:p>
+    <w:p>
+      <w:r>
+        <w:t xml:space="preserve">    1.  </w:t>
+      </w:r>
+      <w:proofErr w:type="spellStart"/>
+      <w:r>
+        <w:rPr>
+          <w:b/>
+          <w:bCs/>
+        </w:rPr>
+        <w:t>Superadmin</w:t>
+      </w:r>
+      <w:proofErr w:type="spellEnd"/>
+      <w:r>
+        <w:rPr>
+          <w:b/>
+          <w:bCs/>
+        </w:rPr>
+        <w:t>:</w:t>
+      </w:r>
+      <w:r>
+        <w:t xml:space="preserve"> Acceso global. Administra y crea nuevos </w:t>
+      </w:r>
+      <w:proofErr w:type="spellStart"/>
+      <w:r>
+        <w:t>Tenants</w:t>
+      </w:r>
+      <w:proofErr w:type="spellEnd"/>
+      <w:r>
+        <w:t xml:space="preserve"> (instituciones). Este rol está por encima de las instituciones.</w:t>
+      </w:r>
+    </w:p>
+    <w:p>
+      <w:r>
+        <w:t xml:space="preserve">    2.  </w:t>
+      </w:r>
+      <w:proofErr w:type="spellStart"/>
+      <w:r>
+        <w:t>Admin</w:t>
+      </w:r>
+      <w:proofErr w:type="spellEnd"/>
+      <w:r>
+        <w:t xml:space="preserve"> (Tenant): El administrador principal de cada institución creada.</w:t>
+      </w:r>
+    </w:p>
+    <w:p>
+      <w:r>
+        <w:t xml:space="preserve">    3.  Roles Dinámicos (</w:t>
+      </w:r>
+      <w:proofErr w:type="spellStart"/>
+      <w:r>
+        <w:t>Custom</w:t>
+      </w:r>
+      <w:proofErr w:type="spellEnd"/>
+      <w:r>
+        <w:t xml:space="preserve">): El </w:t>
+      </w:r>
+      <w:proofErr w:type="spellStart"/>
+      <w:r>
+        <w:t>Admin</w:t>
+      </w:r>
+      <w:proofErr w:type="spellEnd"/>
+      <w:r>
+        <w:t xml:space="preserve"> puede crear nuevos roles (ej. Profesor, Auxiliar, Coordinador) configurando el nivel de acceso explícitamente mediante el "marcado de opciones de menú" a los que dicho rol tendrá permiso de ver o interactuar.</w:t>
+      </w:r>
+    </w:p>
+    <w:p>
+      <w:pPr>
+        <w:rPr>
+          <w:b/>
+          <w:bCs/>
+        </w:rPr>
+      </w:pPr>
+      <w:r>
+        <w:rPr>
+          <w:b/>
+          <w:bCs/>
+        </w:rPr>
+        <w:t>3. REGLAS ESTRICTAS DE UI/UX (</w:t>
+      </w:r>
+      <w:proofErr w:type="spellStart"/>
+      <w:r>
+        <w:rPr>
+          <w:b/>
+          <w:bCs/>
+        </w:rPr>
+        <w:t>Frontend</w:t>
+      </w:r>
+      <w:proofErr w:type="spellEnd"/>
+      <w:r>
+        <w:rPr>
+          <w:b/>
+          <w:bCs/>
+        </w:rPr>
+        <w:t>)</w:t>
+      </w:r>
+    </w:p>
+    <w:p>
+      <w:r>
+        <w:t>La interfaz debe ser de calidad Premium, moderna, limpia y 100% Responsive. Debes aplicar las siguientes reglas en la construcción de los componentes:</w:t>
+      </w:r>
+    </w:p>
+    <w:p>
+      <w:proofErr w:type="spellStart"/>
+      <w:r>
+        <w:t>Layout</w:t>
+      </w:r>
+      <w:proofErr w:type="spellEnd"/>
+      <w:r>
+        <w:t xml:space="preserve"> Principal:</w:t>
+      </w:r>
+    </w:p>
+    <w:p>
+      <w:r>
+        <w:t xml:space="preserve">    Menú Lateral (</w:t>
+      </w:r>
+      <w:proofErr w:type="spellStart"/>
+      <w:r>
+        <w:t>Sidebar</w:t>
+      </w:r>
+      <w:proofErr w:type="spellEnd"/>
+      <w:r>
+        <w:t>): Debe tener la opción de colapsarse/expandirse para maximizar el área de trabajo y dar espacio a la información.</w:t>
+      </w:r>
+    </w:p>
+    <w:p>
+      <w:r>
+        <w:t xml:space="preserve">    Cabecera (Header): En el lado superior derecho debe estar SIEMPRE visible el </w:t>
+      </w:r>
+      <w:proofErr w:type="spellStart"/>
+      <w:r>
+        <w:t>User</w:t>
+      </w:r>
+      <w:proofErr w:type="spellEnd"/>
+      <w:r>
+        <w:t>-Id conectado (perfil). Al hacer clic, debe desplegar un menú con la opción de "Cambio de contraseña" y "Cerrar sesión".</w:t>
+      </w:r>
+    </w:p>
+    <w:p>
+      <w:r>
+        <w:lastRenderedPageBreak/>
+        <w:t>Grillas y Tablas de Datos: Toda tabla o data-</w:t>
+      </w:r>
+      <w:proofErr w:type="spellStart"/>
+      <w:r>
+        <w:t>grid</w:t>
+      </w:r>
+      <w:proofErr w:type="spellEnd"/>
+      <w:r>
+        <w:t xml:space="preserve"> generada debe tener habilitada la opción de ordenar los datos (</w:t>
+      </w:r>
+      <w:proofErr w:type="spellStart"/>
+      <w:r>
+        <w:t>sort</w:t>
+      </w:r>
+      <w:proofErr w:type="spellEnd"/>
+      <w:r>
+        <w:t>) haciendo clic en las cabeceras de las columnas mostradas.</w:t>
+      </w:r>
+    </w:p>
+    <w:p>
+      <w:r>
+        <w:t>Campos de Selección (</w:t>
+      </w:r>
+      <w:proofErr w:type="spellStart"/>
+      <w:r>
+        <w:t>Dropdowns</w:t>
+      </w:r>
+      <w:proofErr w:type="spellEnd"/>
+      <w:r>
+        <w:t>/</w:t>
+      </w:r>
+      <w:proofErr w:type="spellStart"/>
+      <w:r>
+        <w:t>Selects</w:t>
+      </w:r>
+      <w:proofErr w:type="spellEnd"/>
+      <w:r>
+        <w:t xml:space="preserve">): Ningún </w:t>
+      </w:r>
+      <w:proofErr w:type="spellStart"/>
+      <w:r>
+        <w:t>select</w:t>
+      </w:r>
+      <w:proofErr w:type="spellEnd"/>
+      <w:r>
+        <w:t xml:space="preserve"> debe ser estático. Todos los campos de selección deben permitir escritura (tipo </w:t>
+      </w:r>
+      <w:proofErr w:type="spellStart"/>
+      <w:r>
+        <w:t>combobox</w:t>
+      </w:r>
+      <w:proofErr w:type="spellEnd"/>
+      <w:r>
+        <w:t>/autocomplete) para que el sistema vaya filtrando y mostrando las coincidencias en tiempo real.</w:t>
+      </w:r>
+    </w:p>
+    <w:p>
+      <w:r>
+        <w:t xml:space="preserve">Formato de Fechas: Todas las fechas mostradas en el sistema y formularios deben seguir estrictamente el formato: </w:t>
+      </w:r>
+      <w:r>
+        <w:t>“</w:t>
+      </w:r>
+      <w:proofErr w:type="spellStart"/>
+      <w:r>
+        <w:t>dd</w:t>
+      </w:r>
+      <w:proofErr w:type="spellEnd"/>
+      <w:r>
+        <w:t>/mm/</w:t>
+      </w:r>
+      <w:proofErr w:type="spellStart"/>
+      <w:r>
+        <w:t>aaaa</w:t>
+      </w:r>
+      <w:proofErr w:type="spellEnd"/>
+      <w:r>
+        <w:t>”</w:t>
+      </w:r>
+      <w:r>
+        <w:t>.</w:t>
+      </w:r>
+    </w:p>
+    <w:p/>
+    <w:p>
+      <w:pPr>
+        <w:rPr>
+          <w:b/>
+          <w:bCs/>
+        </w:rPr>
+      </w:pPr>
+      <w:r>
+        <w:rPr>
+          <w:b/>
+          <w:bCs/>
+        </w:rPr>
+        <w:t>4. MÓDULOS DEL ECOSISTEMA (Reglas de Negocio)</w:t>
+      </w:r>
+    </w:p>
+    <w:p>
+      <w:r>
+        <w:t>El sistema centraliza las operaciones en un "Hub" o Plataforma de Gestión Educativa Integral. Debes preparar la estructura para los siguientes módulos interconectados:</w:t>
+      </w:r>
+    </w:p>
+    <w:p>
+      <w:r>
+        <w:t>1.  Catálogo de Cursos y Oferta: Gestión de la malla curricular, materias y programas disponibles.</w:t>
+      </w:r>
+    </w:p>
+    <w:p>
+      <w:r>
+        <w:t>2.  Gestión de Facultad (Profesores): Perfiles, asignaciones, disponibilidad y control docente.</w:t>
+      </w:r>
+    </w:p>
+    <w:p>
+      <w:r>
+        <w:t>3.  Gestión de Sedes (Físicas/Virtuales): Administración de espacios, aulas, laboratorios y entornos digitales.</w:t>
+      </w:r>
+    </w:p>
+    <w:p>
+      <w:r>
+        <w:t>4.  Expedientes y Matrícula de Alumnos: Ciclo de vida del estudiante, inscripciones, historial personal y documentos.</w:t>
+      </w:r>
+    </w:p>
+    <w:p>
+      <w:r>
+        <w:t>5.  Calificaciones y Rendimiento Académico: Notas, promedios, actas de evaluación y seguimiento del alumno.</w:t>
+      </w:r>
+    </w:p>
+    <w:p>
+      <w:r>
+        <w:t>6.  Módulo de Procesamiento de Pagos y Cobranza: Facturación, control de morosidad, cronogramas de pago e integración de pasarelas.</w:t>
+      </w:r>
+    </w:p>
+    <w:p>
+      <w:r>
+        <w:t xml:space="preserve">7.  Programación Predictiva: </w:t>
+      </w:r>
+      <w:proofErr w:type="spellStart"/>
+      <w:r>
+        <w:t>Sub-módulo</w:t>
+      </w:r>
+      <w:proofErr w:type="spellEnd"/>
+      <w:r>
+        <w:t xml:space="preserve"> que utiliza datos históricos para proyectar horarios, apertura de secciones y demanda de cursos.</w:t>
+      </w:r>
+    </w:p>
+    <w:p>
+      <w:r>
+        <w:t xml:space="preserve">8.  Centro de Comunicación: Portal/módulo para mensajería y notificaciones bidireccionales entre la institución, </w:t>
+      </w:r>
+      <w:r>
+        <w:t xml:space="preserve">profesores, </w:t>
+      </w:r>
+      <w:r>
+        <w:t>padres y alumnos.</w:t>
+      </w:r>
+    </w:p>
+    <w:p>
+      <w:r>
+        <w:t>9.  Herramientas Administrativas y Financieras: Control de gastos, presupuestos y recursos institucionales.</w:t>
+      </w:r>
+    </w:p>
+    <w:p>
+      <w:r>
+        <w:t>10. CRM y Captación de Leads: Gestión de prospectos, embudo de ventas educativas y campañas de admisión.</w:t>
+      </w:r>
+    </w:p>
+    <w:p>
+      <w:r>
+        <w:lastRenderedPageBreak/>
+        <w:t xml:space="preserve">11. </w:t>
+      </w:r>
+      <w:proofErr w:type="spellStart"/>
+      <w:r>
+        <w:t>Dashboard</w:t>
+      </w:r>
+      <w:proofErr w:type="spellEnd"/>
+      <w:r>
+        <w:t xml:space="preserve"> de </w:t>
+      </w:r>
+      <w:proofErr w:type="spellStart"/>
+      <w:r>
+        <w:t>KPIs</w:t>
+      </w:r>
+      <w:proofErr w:type="spellEnd"/>
+      <w:r>
+        <w:t xml:space="preserve"> y Rentabilidad: Paneles de visualización de métricas clave (financieras, académicas y operativas).</w:t>
+      </w:r>
+    </w:p>
+    <w:p>
+      <w:pPr>
+        <w:rPr>
+          <w:b/>
+          <w:bCs/>
+        </w:rPr>
+      </w:pPr>
+      <w:r>
+        <w:rPr>
+          <w:b/>
+          <w:bCs/>
+        </w:rPr>
+        <w:t>5. INSTRUCCIONES DE EJECUCIÓN</w:t>
+      </w:r>
+    </w:p>
+    <w:p>
+      <w:r>
+        <w:t xml:space="preserve">Debido a la magnitud del sistema, no generes todo el código de una sola vez. Responde a este </w:t>
+      </w:r>
+      <w:proofErr w:type="spellStart"/>
+      <w:r>
+        <w:t>prompt</w:t>
+      </w:r>
+      <w:proofErr w:type="spellEnd"/>
+      <w:r>
+        <w:t xml:space="preserve"> con lo siguiente:</w:t>
+      </w:r>
+    </w:p>
+    <w:p>
+      <w:r>
+        <w:t xml:space="preserve">1.  Un esquema inicial de la arquitectura de la base de datos (Script SQL para PostgreSQL en Neon) que incluya la estructura para el Multi-Tenant, </w:t>
+      </w:r>
+      <w:proofErr w:type="spellStart"/>
+      <w:r>
+        <w:t>Superadmin</w:t>
+      </w:r>
+      <w:proofErr w:type="spellEnd"/>
+      <w:r>
+        <w:t>, y la lógica de Roles Dinámicos por opciones de menú.</w:t>
+      </w:r>
+    </w:p>
+    <w:p>
+      <w:r>
+        <w:t xml:space="preserve">2.  La propuesta de estructura de carpetas para el </w:t>
+      </w:r>
+      <w:proofErr w:type="spellStart"/>
+      <w:r>
+        <w:t>Frontend</w:t>
+      </w:r>
+      <w:proofErr w:type="spellEnd"/>
+      <w:r>
+        <w:t xml:space="preserve"> (</w:t>
+      </w:r>
+      <w:proofErr w:type="spellStart"/>
+      <w:r>
+        <w:t>Vercel</w:t>
+      </w:r>
+      <w:proofErr w:type="spellEnd"/>
+      <w:r>
+        <w:t xml:space="preserve">) y </w:t>
+      </w:r>
+      <w:proofErr w:type="spellStart"/>
+      <w:r>
+        <w:t>Backend</w:t>
+      </w:r>
+      <w:proofErr w:type="spellEnd"/>
+      <w:r>
+        <w:t xml:space="preserve"> (</w:t>
+      </w:r>
+      <w:proofErr w:type="spellStart"/>
+      <w:r>
+        <w:t>Railway</w:t>
+      </w:r>
+      <w:proofErr w:type="spellEnd"/>
+      <w:r>
+        <w:t>).</w:t>
+      </w:r>
+    </w:p>
+    <w:p>
+      <w:r>
+        <w:t xml:space="preserve">3.  Espera mi confirmación para comenzar a programar el primer módulo interactivo (El </w:t>
+      </w:r>
+      <w:proofErr w:type="spellStart"/>
+      <w:r>
+        <w:t>layout</w:t>
+      </w:r>
+      <w:proofErr w:type="spellEnd"/>
+      <w:r>
+        <w:t xml:space="preserve"> principal con el menú colapsable, el </w:t>
+      </w:r>
+      <w:proofErr w:type="spellStart"/>
+      <w:r>
+        <w:t>header</w:t>
+      </w:r>
+      <w:proofErr w:type="spellEnd"/>
+      <w:r>
+        <w:t xml:space="preserve"> premium y el </w:t>
+      </w:r>
+      <w:proofErr w:type="spellStart"/>
+      <w:r>
+        <w:t>login</w:t>
+      </w:r>
+      <w:proofErr w:type="spellEnd"/>
+      <w:r>
+        <w:t>/autenticación).</w:t>
+      </w:r>
+    </w:p>
+    <w:p>
+      <w:pPr>
+        <w:rPr>
+          <w:b/>
+          <w:bCs/>
+        </w:rPr>
+      </w:pPr>
+      <w:r>
+        <w:rPr>
+          <w:b/>
+          <w:bCs/>
+        </w:rPr>
+        <w:t>Recomendaciones adicionales para tu desarrollo:</w:t>
+      </w:r>
+    </w:p>
+    <w:p>
+      <w:pPr>
+        <w:numPr>
+          <w:ilvl w:val="0"/>
+          <w:numId w:val="1"/>
+        </w:numPr>
+      </w:pPr>
+      <w:r>
+        <w:rPr>
+          <w:b/>
+          <w:bCs/>
+        </w:rPr>
+        <w:t>Gestión de Accesos (RBAC vs ABAC):</w:t>
+      </w:r>
+      <w:r>
+        <w:t xml:space="preserve"> La indicación de que los roles se configuren "marcando opciones de menú" es excelente porque </w:t>
+      </w:r>
+      <w:proofErr w:type="gramStart"/>
+      <w:r>
+        <w:t>le</w:t>
+      </w:r>
+      <w:proofErr w:type="gramEnd"/>
+      <w:r>
+        <w:t xml:space="preserve"> dará mucha flexibilidad a los administradores de los colegios/universidades. En el lado del </w:t>
+      </w:r>
+      <w:proofErr w:type="spellStart"/>
+      <w:r>
+        <w:t>backend</w:t>
+      </w:r>
+      <w:proofErr w:type="spellEnd"/>
+      <w:r>
+        <w:t>, construy</w:t>
+      </w:r>
+      <w:r>
+        <w:t>e</w:t>
+      </w:r>
+      <w:r>
+        <w:t xml:space="preserve"> un middleware que valide las rutas y componentes de la UI basándose en estos permisos guardados en la base de datos, para que no sea solo un bloqueo visual, sino también a nivel de API.</w:t>
+      </w:r>
+    </w:p>
+    <w:p>
+      <w:pPr>
+        <w:numPr>
+          <w:ilvl w:val="0"/>
+          <w:numId w:val="1"/>
+        </w:numPr>
+      </w:pPr>
+      <w:r>
+        <w:rPr>
+          <w:b/>
+          <w:bCs/>
+        </w:rPr>
+        <w:t>Componentes UI:</w:t>
+      </w:r>
+      <w:r>
+        <w:t xml:space="preserve"> Dado que buscas una experiencia premium con </w:t>
+      </w:r>
+      <w:proofErr w:type="spellStart"/>
+      <w:r>
+        <w:t>selects</w:t>
+      </w:r>
+      <w:proofErr w:type="spellEnd"/>
+      <w:r>
+        <w:t xml:space="preserve"> con búsqueda (</w:t>
+      </w:r>
+      <w:proofErr w:type="spellStart"/>
+      <w:r>
+        <w:t>combobox</w:t>
+      </w:r>
+      <w:proofErr w:type="spellEnd"/>
+      <w:r>
+        <w:t>) y grillas ordenables, si vas a utilizar Next.js/</w:t>
+      </w:r>
+      <w:proofErr w:type="spellStart"/>
+      <w:r>
+        <w:t>React</w:t>
+      </w:r>
+      <w:proofErr w:type="spellEnd"/>
+      <w:r>
+        <w:t xml:space="preserve">, te sugiero indicarle a la IA más adelante que utilice librerías maduras como </w:t>
+      </w:r>
+      <w:proofErr w:type="spellStart"/>
+      <w:r>
+        <w:rPr>
+          <w:b/>
+          <w:bCs/>
+        </w:rPr>
+        <w:t>TailwindCSS</w:t>
+      </w:r>
+      <w:proofErr w:type="spellEnd"/>
+      <w:r>
+        <w:t xml:space="preserve"> combinado con </w:t>
+      </w:r>
+      <w:proofErr w:type="spellStart"/>
+      <w:r>
+        <w:rPr>
+          <w:b/>
+          <w:bCs/>
+        </w:rPr>
+        <w:t>Shadcn</w:t>
+      </w:r>
+      <w:proofErr w:type="spellEnd"/>
+      <w:r>
+        <w:rPr>
+          <w:b/>
+          <w:bCs/>
+        </w:rPr>
+        <w:t xml:space="preserve"> UI</w:t>
+      </w:r>
+      <w:r>
+        <w:t xml:space="preserve"> o </w:t>
+      </w:r>
+      <w:r>
+        <w:rPr>
+          <w:b/>
+          <w:bCs/>
+        </w:rPr>
+        <w:t>MUI (Material-UI)</w:t>
+      </w:r>
+      <w:r>
+        <w:t xml:space="preserve">, y librerías de tablas como </w:t>
+      </w:r>
+      <w:proofErr w:type="spellStart"/>
+      <w:r>
+        <w:rPr>
+          <w:b/>
+          <w:bCs/>
+        </w:rPr>
+        <w:t>TanStack</w:t>
+      </w:r>
+      <w:proofErr w:type="spellEnd"/>
+      <w:r>
+        <w:rPr>
+          <w:b/>
+          <w:bCs/>
+        </w:rPr>
+        <w:t xml:space="preserve"> Table</w:t>
+      </w:r>
+      <w:r>
+        <w:t xml:space="preserve"> (</w:t>
+      </w:r>
+      <w:proofErr w:type="spellStart"/>
+      <w:r>
+        <w:t>React</w:t>
+      </w:r>
+      <w:proofErr w:type="spellEnd"/>
+      <w:r>
+        <w:t xml:space="preserve"> Table), que manejan el ordenamiento y filtrado de forma nativa y muy fluida.</w:t>
+      </w:r>
+    </w:p>
+    <w:p/>
     <w:sectPr>
       <w:pgSz w:w="11906" w:h="16838"/>
       <w:pgMar w:top="1417" w:right="1701" w:bottom="1417" w:left="1701" w:header="708" w:footer="708" w:gutter="0"/>
@@ -52,6 +1090,163 @@
     </w:sectPr>
   </w:body>
 </w:document>
+</file>
+
+<file path=word/numbering.xml><?xml version="1.0" encoding="utf-8"?>
+<w:numbering xmlns:wpc="http://schemas.microsoft.com/office/word/2010/wordprocessingCanvas" xmlns:cx="http://schemas.microsoft.com/office/drawing/2014/chartex" xmlns:cx1="http://schemas.microsoft.com/office/drawing/2015/9/8/chartex" xmlns:cx2="http://schemas.microsoft.com/office/drawing/2015/10/21/chartex" xmlns:cx3="http://schemas.microsoft.com/office/drawing/2016/5/9/chartex" xmlns:cx4="http://schemas.microsoft.com/office/drawing/2016/5/10/chartex" xmlns:cx5="http://schemas.microsoft.com/office/drawing/2016/5/11/chartex" xmlns:cx6="http://schemas.microsoft.com/office/drawing/2016/5/12/chartex" xmlns:cx7="http://schemas.microsoft.com/office/drawing/2016/5/13/chartex" xmlns:cx8="http://schemas.microsoft.com/office/drawing/2016/5/14/chartex" xmlns:mc="http://schemas.openxmlformats.org/markup-compatibility/2006" xmlns:aink="http://schemas.microsoft.com/office/drawing/2016/ink" xmlns:am3d="http://schemas.microsoft.com/office/drawing/2017/model3d" xmlns:o="urn:schemas-microsoft-com:office:office" xmlns:oel="http://schemas.microsoft.com/office/2019/extlst" xmlns:r="http://schemas.openxmlformats.org/officeDocument/2006/relationships" xmlns:m="http://schemas.openxmlformats.org/officeDocument/2006/math" xmlns:v="urn:schemas-microsoft-com:vml" xmlns:wp14="http://schemas.microsoft.com/office/word/2010/wordprocessingDrawing" xmlns:wp="http://schemas.openxmlformats.org/drawingml/2006/wordprocessingDrawing" xmlns:w10="urn:schemas-microsoft-com:office:word" xmlns:w="http://schemas.openxmlformats.org/wordprocessingml/2006/main" xmlns:w14="http://schemas.microsoft.com/office/word/2010/wordml" xmlns:w15="http://schemas.microsoft.com/office/word/2012/wordml" xmlns:w16cex="http://schemas.microsoft.com/office/word/2018/wordml/cex" xmlns:w16cid="http://schemas.microsoft.com/office/word/2016/wordml/cid" xmlns:w16="http://schemas.microsoft.com/office/word/2018/wordml" xmlns:w16du="http://schemas.microsoft.com/office/word/2023/wordml/word16du" xmlns:w16sdtdh="http://schemas.microsoft.com/office/word/2020/wordml/sdtdatahash" xmlns:w16sdtfl="http://schemas.microsoft.com/office/word/2024/wordml/sdtformatlock" xmlns:w16se="http://schemas.microsoft.com/office/word/2015/wordml/symex" xmlns:wpg="http://schemas.microsoft.com/office/word/2010/wordprocessingGroup" xmlns:wpi="http://schemas.microsoft.com/office/word/2010/wordprocessingInk" xmlns:wne="http://schemas.microsoft.com/office/word/2006/wordml" xmlns:wps="http://schemas.microsoft.com/office/word/2010/wordprocessingShape" mc:Ignorable="w14 w15 w16se w16cid w16 w16cex w16sdtdh w16sdtfl w16du wp14">
+  <w:abstractNum w:abstractNumId="0" w15:restartNumberingAfterBreak="0">
+    <w:nsid w:val="09344D95"/>
+    <w:multiLevelType w:val="multilevel"/>
+    <w:tmpl w:val="25546022"/>
+    <w:lvl w:ilvl="0">
+      <w:start w:val="1"/>
+      <w:numFmt w:val="bullet"/>
+      <w:lvlText w:val=""/>
+      <w:lvlJc w:val="left"/>
+      <w:pPr>
+        <w:tabs>
+          <w:tab w:val="num" w:pos="720"/>
+        </w:tabs>
+        <w:ind w:left="720" w:hanging="360"/>
+      </w:pPr>
+      <w:rPr>
+        <w:rFonts w:ascii="Symbol" w:hAnsi="Symbol" w:hint="default"/>
+        <w:sz w:val="20"/>
+      </w:rPr>
+    </w:lvl>
+    <w:lvl w:ilvl="1" w:tentative="1">
+      <w:start w:val="1"/>
+      <w:numFmt w:val="bullet"/>
+      <w:lvlText w:val="o"/>
+      <w:lvlJc w:val="left"/>
+      <w:pPr>
+        <w:tabs>
+          <w:tab w:val="num" w:pos="1440"/>
+        </w:tabs>
+        <w:ind w:left="1440" w:hanging="360"/>
+      </w:pPr>
+      <w:rPr>
+        <w:rFonts w:ascii="Courier New" w:hAnsi="Courier New" w:hint="default"/>
+        <w:sz w:val="20"/>
+      </w:rPr>
+    </w:lvl>
+    <w:lvl w:ilvl="2" w:tentative="1">
+      <w:start w:val="1"/>
+      <w:numFmt w:val="bullet"/>
+      <w:lvlText w:val=""/>
+      <w:lvlJc w:val="left"/>
+      <w:pPr>
+        <w:tabs>
+          <w:tab w:val="num" w:pos="2160"/>
+        </w:tabs>
+        <w:ind w:left="2160" w:hanging="360"/>
+      </w:pPr>
+      <w:rPr>
+        <w:rFonts w:ascii="Wingdings" w:hAnsi="Wingdings" w:hint="default"/>
+        <w:sz w:val="20"/>
+      </w:rPr>
+    </w:lvl>
+    <w:lvl w:ilvl="3" w:tentative="1">
+      <w:start w:val="1"/>
+      <w:numFmt w:val="bullet"/>
+      <w:lvlText w:val=""/>
+      <w:lvlJc w:val="left"/>
+      <w:pPr>
+        <w:tabs>
+          <w:tab w:val="num" w:pos="2880"/>
+        </w:tabs>
+        <w:ind w:left="2880" w:hanging="360"/>
+      </w:pPr>
+      <w:rPr>
+        <w:rFonts w:ascii="Wingdings" w:hAnsi="Wingdings" w:hint="default"/>
+        <w:sz w:val="20"/>
+      </w:rPr>
+    </w:lvl>
+    <w:lvl w:ilvl="4" w:tentative="1">
+      <w:start w:val="1"/>
+      <w:numFmt w:val="bullet"/>
+      <w:lvlText w:val=""/>
+      <w:lvlJc w:val="left"/>
+      <w:pPr>
+        <w:tabs>
+          <w:tab w:val="num" w:pos="3600"/>
+        </w:tabs>
+        <w:ind w:left="3600" w:hanging="360"/>
+      </w:pPr>
+      <w:rPr>
+        <w:rFonts w:ascii="Wingdings" w:hAnsi="Wingdings" w:hint="default"/>
+        <w:sz w:val="20"/>
+      </w:rPr>
+    </w:lvl>
+    <w:lvl w:ilvl="5" w:tentative="1">
+      <w:start w:val="1"/>
+      <w:numFmt w:val="bullet"/>
+      <w:lvlText w:val=""/>
+      <w:lvlJc w:val="left"/>
+      <w:pPr>
+        <w:tabs>
+          <w:tab w:val="num" w:pos="4320"/>
+        </w:tabs>
+        <w:ind w:left="4320" w:hanging="360"/>
+      </w:pPr>
+      <w:rPr>
+        <w:rFonts w:ascii="Wingdings" w:hAnsi="Wingdings" w:hint="default"/>
+        <w:sz w:val="20"/>
+      </w:rPr>
+    </w:lvl>
+    <w:lvl w:ilvl="6" w:tentative="1">
+      <w:start w:val="1"/>
+      <w:numFmt w:val="bullet"/>
+      <w:lvlText w:val=""/>
+      <w:lvlJc w:val="left"/>
+      <w:pPr>
+        <w:tabs>
+          <w:tab w:val="num" w:pos="5040"/>
+        </w:tabs>
+        <w:ind w:left="5040" w:hanging="360"/>
+      </w:pPr>
+      <w:rPr>
+        <w:rFonts w:ascii="Wingdings" w:hAnsi="Wingdings" w:hint="default"/>
+        <w:sz w:val="20"/>
+      </w:rPr>
+    </w:lvl>
+    <w:lvl w:ilvl="7" w:tentative="1">
+      <w:start w:val="1"/>
+      <w:numFmt w:val="bullet"/>
+      <w:lvlText w:val=""/>
+      <w:lvlJc w:val="left"/>
+      <w:pPr>
+        <w:tabs>
+          <w:tab w:val="num" w:pos="5760"/>
+        </w:tabs>
+        <w:ind w:left="5760" w:hanging="360"/>
+      </w:pPr>
+      <w:rPr>
+        <w:rFonts w:ascii="Wingdings" w:hAnsi="Wingdings" w:hint="default"/>
+        <w:sz w:val="20"/>
+      </w:rPr>
+    </w:lvl>
+    <w:lvl w:ilvl="8" w:tentative="1">
+      <w:start w:val="1"/>
+      <w:numFmt w:val="bullet"/>
+      <w:lvlText w:val=""/>
+      <w:lvlJc w:val="left"/>
+      <w:pPr>
+        <w:tabs>
+          <w:tab w:val="num" w:pos="6480"/>
+        </w:tabs>
+        <w:ind w:left="6480" w:hanging="360"/>
+      </w:pPr>
+      <w:rPr>
+        <w:rFonts w:ascii="Wingdings" w:hAnsi="Wingdings" w:hint="default"/>
+        <w:sz w:val="20"/>
+      </w:rPr>
+    </w:lvl>
+  </w:abstractNum>
+  <w:num w:numId="1" w16cid:durableId="976109690">
+    <w:abstractNumId w:val="0"/>
+  </w:num>
+</w:numbering>
 </file>
 
 <file path=word/styles.xml><?xml version="1.0" encoding="utf-8"?>
